--- a/docs/qms/evidence-2026/15_Testing/Failures/REG-2026-01_Regression_Test_Record.docx
+++ b/docs/qms/evidence-2026/15_Testing/Failures/REG-2026-01_Regression_Test_Record.docx
@@ -800,7 +800,7 @@
                 <w:sz w:val="17"/>
                 <w:szCs w:val="17"/>
               </w:rPr>
-              <w:t xml:space="preserve">40 passed in 0.57s</w:t>
+              <w:t xml:space="preserve">50 passed in 0.81s</w:t>
             </w:r>
           </w:p>
         </w:tc>
@@ -889,7 +889,7 @@
                 <w:sz w:val="17"/>
                 <w:szCs w:val="17"/>
               </w:rPr>
-              <w:t xml:space="preserve">127 passed in 0.19s</w:t>
+              <w:t xml:space="preserve">131 passed in 0.13s</w:t>
             </w:r>
           </w:p>
         </w:tc>
@@ -1008,6 +1008,1289 @@
                 <w:szCs w:val="17"/>
               </w:rPr>
               <w:t xml:space="preserve">SCR-17; Execution_Records/*_pytest.txt</w:t>
+            </w:r>
+          </w:p>
+        </w:tc>
+      </w:tr>
+    </w:tbl>
+    <w:p>
+      <w:pPr>
+        <w:spacing w:after="120"/>
+      </w:pPr>
+    </w:p>
+    <w:p>
+      <w:pPr>
+        <w:pStyle w:val="Heading1"/>
+      </w:pPr>
+      <w:r>
+        <w:t xml:space="preserve">Acceptance re-test (run 4, v1.4.1)</w:t>
+      </w:r>
+    </w:p>
+    <w:tbl>
+      <w:tblPr>
+        <w:tblW w:type="dxa" w:w="9360"/>
+        <w:tblBorders>
+          <w:top w:val="single" w:color="auto" w:sz="4"/>
+          <w:left w:val="single" w:color="auto" w:sz="4"/>
+          <w:bottom w:val="single" w:color="auto" w:sz="4"/>
+          <w:right w:val="single" w:color="auto" w:sz="4"/>
+          <w:insideH w:val="single" w:color="auto" w:sz="4"/>
+          <w:insideV w:val="single" w:color="auto" w:sz="4"/>
+        </w:tblBorders>
+      </w:tblPr>
+      <w:tblGrid>
+        <w:gridCol w:w="4000"/>
+        <w:gridCol w:w="2680"/>
+        <w:gridCol w:w="2680"/>
+      </w:tblGrid>
+      <w:tr>
+        <w:trPr>
+          <w:tblHeader/>
+        </w:trPr>
+        <w:tc>
+          <w:tcPr>
+            <w:tcW w:type="dxa" w:w="4000"/>
+            <w:tcBorders>
+              <w:top w:val="single" w:color="BFC7D5" w:sz="4"/>
+              <w:left w:val="single" w:color="BFC7D5" w:sz="4"/>
+              <w:bottom w:val="single" w:color="BFC7D5" w:sz="4"/>
+              <w:right w:val="single" w:color="BFC7D5" w:sz="4"/>
+            </w:tcBorders>
+            <w:shd w:fill="1F3A5F" w:color="auto" w:val="clear"/>
+            <w:tcMar>
+              <w:top w:type="dxa" w:w="60"/>
+              <w:left w:type="dxa" w:w="90"/>
+              <w:bottom w:type="dxa" w:w="60"/>
+              <w:right w:type="dxa" w:w="90"/>
+            </w:tcMar>
+          </w:tcPr>
+          <w:p>
+            <w:r>
+              <w:rPr>
+                <w:b/>
+                <w:bCs/>
+                <w:color w:val="FFFFFF"/>
+                <w:sz w:val="17"/>
+                <w:szCs w:val="17"/>
+              </w:rPr>
+              <w:t xml:space="preserve">Test case</w:t>
+            </w:r>
+          </w:p>
+        </w:tc>
+        <w:tc>
+          <w:tcPr>
+            <w:tcW w:type="dxa" w:w="2680"/>
+            <w:tcBorders>
+              <w:top w:val="single" w:color="BFC7D5" w:sz="4"/>
+              <w:left w:val="single" w:color="BFC7D5" w:sz="4"/>
+              <w:bottom w:val="single" w:color="BFC7D5" w:sz="4"/>
+              <w:right w:val="single" w:color="BFC7D5" w:sz="4"/>
+            </w:tcBorders>
+            <w:shd w:fill="1F3A5F" w:color="auto" w:val="clear"/>
+            <w:tcMar>
+              <w:top w:type="dxa" w:w="60"/>
+              <w:left w:type="dxa" w:w="90"/>
+              <w:bottom w:type="dxa" w:w="60"/>
+              <w:right w:type="dxa" w:w="90"/>
+            </w:tcMar>
+          </w:tcPr>
+          <w:p>
+            <w:r>
+              <w:rPr>
+                <w:b/>
+                <w:bCs/>
+                <w:color w:val="FFFFFF"/>
+                <w:sz w:val="17"/>
+                <w:szCs w:val="17"/>
+              </w:rPr>
+              <w:t xml:space="preserve">Initial (run 1)</w:t>
+            </w:r>
+          </w:p>
+        </w:tc>
+        <w:tc>
+          <w:tcPr>
+            <w:tcW w:type="dxa" w:w="2680"/>
+            <w:tcBorders>
+              <w:top w:val="single" w:color="BFC7D5" w:sz="4"/>
+              <w:left w:val="single" w:color="BFC7D5" w:sz="4"/>
+              <w:bottom w:val="single" w:color="BFC7D5" w:sz="4"/>
+              <w:right w:val="single" w:color="BFC7D5" w:sz="4"/>
+            </w:tcBorders>
+            <w:shd w:fill="1F3A5F" w:color="auto" w:val="clear"/>
+            <w:tcMar>
+              <w:top w:type="dxa" w:w="60"/>
+              <w:left w:type="dxa" w:w="90"/>
+              <w:bottom w:type="dxa" w:w="60"/>
+              <w:right w:type="dxa" w:w="90"/>
+            </w:tcMar>
+          </w:tcPr>
+          <w:p>
+            <w:r>
+              <w:rPr>
+                <w:b/>
+                <w:bCs/>
+                <w:color w:val="FFFFFF"/>
+                <w:sz w:val="17"/>
+                <w:szCs w:val="17"/>
+              </w:rPr>
+              <w:t xml:space="preserve">Final (run 4)</w:t>
+            </w:r>
+          </w:p>
+        </w:tc>
+      </w:tr>
+      <w:tr>
+        <w:tc>
+          <w:tcPr>
+            <w:tcW w:type="dxa" w:w="4000"/>
+            <w:tcBorders>
+              <w:top w:val="single" w:color="BFC7D5" w:sz="4"/>
+              <w:left w:val="single" w:color="BFC7D5" w:sz="4"/>
+              <w:bottom w:val="single" w:color="BFC7D5" w:sz="4"/>
+              <w:right w:val="single" w:color="BFC7D5" w:sz="4"/>
+            </w:tcBorders>
+            <w:tcMar>
+              <w:top w:type="dxa" w:w="60"/>
+              <w:left w:type="dxa" w:w="90"/>
+              <w:bottom w:type="dxa" w:w="60"/>
+              <w:right w:type="dxa" w:w="90"/>
+            </w:tcMar>
+          </w:tcPr>
+          <w:p>
+            <w:r>
+              <w:rPr>
+                <w:b w:val="false"/>
+                <w:bCs w:val="false"/>
+                <w:color w:val="222222"/>
+                <w:sz w:val="17"/>
+                <w:szCs w:val="17"/>
+              </w:rPr>
+              <w:t xml:space="preserve">TC-EM-AUTH-101</w:t>
+            </w:r>
+          </w:p>
+        </w:tc>
+        <w:tc>
+          <w:tcPr>
+            <w:tcW w:type="dxa" w:w="2680"/>
+            <w:tcBorders>
+              <w:top w:val="single" w:color="BFC7D5" w:sz="4"/>
+              <w:left w:val="single" w:color="BFC7D5" w:sz="4"/>
+              <w:bottom w:val="single" w:color="BFC7D5" w:sz="4"/>
+              <w:right w:val="single" w:color="BFC7D5" w:sz="4"/>
+            </w:tcBorders>
+            <w:tcMar>
+              <w:top w:type="dxa" w:w="60"/>
+              <w:left w:type="dxa" w:w="90"/>
+              <w:bottom w:type="dxa" w:w="60"/>
+              <w:right w:type="dxa" w:w="90"/>
+            </w:tcMar>
+          </w:tcPr>
+          <w:p>
+            <w:r>
+              <w:rPr>
+                <w:b w:val="false"/>
+                <w:bCs w:val="false"/>
+                <w:color w:val="222222"/>
+                <w:sz w:val="17"/>
+                <w:szCs w:val="17"/>
+              </w:rPr>
+              <w:t xml:space="preserve">Fail</w:t>
+            </w:r>
+          </w:p>
+        </w:tc>
+        <w:tc>
+          <w:tcPr>
+            <w:tcW w:type="dxa" w:w="2680"/>
+            <w:tcBorders>
+              <w:top w:val="single" w:color="BFC7D5" w:sz="4"/>
+              <w:left w:val="single" w:color="BFC7D5" w:sz="4"/>
+              <w:bottom w:val="single" w:color="BFC7D5" w:sz="4"/>
+              <w:right w:val="single" w:color="BFC7D5" w:sz="4"/>
+            </w:tcBorders>
+            <w:shd w:fill="E3F4E8" w:color="auto" w:val="clear"/>
+            <w:tcMar>
+              <w:top w:type="dxa" w:w="60"/>
+              <w:left w:type="dxa" w:w="90"/>
+              <w:bottom w:type="dxa" w:w="60"/>
+              <w:right w:type="dxa" w:w="90"/>
+            </w:tcMar>
+          </w:tcPr>
+          <w:p>
+            <w:r>
+              <w:rPr>
+                <w:b/>
+                <w:bCs/>
+                <w:sz w:val="17"/>
+                <w:szCs w:val="17"/>
+              </w:rPr>
+              <w:t xml:space="preserve">Pass</w:t>
+            </w:r>
+          </w:p>
+        </w:tc>
+      </w:tr>
+      <w:tr>
+        <w:tc>
+          <w:tcPr>
+            <w:tcW w:type="dxa" w:w="4000"/>
+            <w:tcBorders>
+              <w:top w:val="single" w:color="BFC7D5" w:sz="4"/>
+              <w:left w:val="single" w:color="BFC7D5" w:sz="4"/>
+              <w:bottom w:val="single" w:color="BFC7D5" w:sz="4"/>
+              <w:right w:val="single" w:color="BFC7D5" w:sz="4"/>
+            </w:tcBorders>
+            <w:tcMar>
+              <w:top w:type="dxa" w:w="60"/>
+              <w:left w:type="dxa" w:w="90"/>
+              <w:bottom w:type="dxa" w:w="60"/>
+              <w:right w:type="dxa" w:w="90"/>
+            </w:tcMar>
+          </w:tcPr>
+          <w:p>
+            <w:r>
+              <w:rPr>
+                <w:b w:val="false"/>
+                <w:bCs w:val="false"/>
+                <w:color w:val="222222"/>
+                <w:sz w:val="17"/>
+                <w:szCs w:val="17"/>
+              </w:rPr>
+              <w:t xml:space="preserve">TC-EM-DOC-102</w:t>
+            </w:r>
+          </w:p>
+        </w:tc>
+        <w:tc>
+          <w:tcPr>
+            <w:tcW w:type="dxa" w:w="2680"/>
+            <w:tcBorders>
+              <w:top w:val="single" w:color="BFC7D5" w:sz="4"/>
+              <w:left w:val="single" w:color="BFC7D5" w:sz="4"/>
+              <w:bottom w:val="single" w:color="BFC7D5" w:sz="4"/>
+              <w:right w:val="single" w:color="BFC7D5" w:sz="4"/>
+            </w:tcBorders>
+            <w:tcMar>
+              <w:top w:type="dxa" w:w="60"/>
+              <w:left w:type="dxa" w:w="90"/>
+              <w:bottom w:type="dxa" w:w="60"/>
+              <w:right w:type="dxa" w:w="90"/>
+            </w:tcMar>
+          </w:tcPr>
+          <w:p>
+            <w:r>
+              <w:rPr>
+                <w:b w:val="false"/>
+                <w:bCs w:val="false"/>
+                <w:color w:val="222222"/>
+                <w:sz w:val="17"/>
+                <w:szCs w:val="17"/>
+              </w:rPr>
+              <w:t xml:space="preserve">Fail</w:t>
+            </w:r>
+          </w:p>
+        </w:tc>
+        <w:tc>
+          <w:tcPr>
+            <w:tcW w:type="dxa" w:w="2680"/>
+            <w:tcBorders>
+              <w:top w:val="single" w:color="BFC7D5" w:sz="4"/>
+              <w:left w:val="single" w:color="BFC7D5" w:sz="4"/>
+              <w:bottom w:val="single" w:color="BFC7D5" w:sz="4"/>
+              <w:right w:val="single" w:color="BFC7D5" w:sz="4"/>
+            </w:tcBorders>
+            <w:shd w:fill="E3F4E8" w:color="auto" w:val="clear"/>
+            <w:tcMar>
+              <w:top w:type="dxa" w:w="60"/>
+              <w:left w:type="dxa" w:w="90"/>
+              <w:bottom w:type="dxa" w:w="60"/>
+              <w:right w:type="dxa" w:w="90"/>
+            </w:tcMar>
+          </w:tcPr>
+          <w:p>
+            <w:r>
+              <w:rPr>
+                <w:b/>
+                <w:bCs/>
+                <w:sz w:val="17"/>
+                <w:szCs w:val="17"/>
+              </w:rPr>
+              <w:t xml:space="preserve">Pass</w:t>
+            </w:r>
+          </w:p>
+        </w:tc>
+      </w:tr>
+      <w:tr>
+        <w:tc>
+          <w:tcPr>
+            <w:tcW w:type="dxa" w:w="4000"/>
+            <w:tcBorders>
+              <w:top w:val="single" w:color="BFC7D5" w:sz="4"/>
+              <w:left w:val="single" w:color="BFC7D5" w:sz="4"/>
+              <w:bottom w:val="single" w:color="BFC7D5" w:sz="4"/>
+              <w:right w:val="single" w:color="BFC7D5" w:sz="4"/>
+            </w:tcBorders>
+            <w:tcMar>
+              <w:top w:type="dxa" w:w="60"/>
+              <w:left w:type="dxa" w:w="90"/>
+              <w:bottom w:type="dxa" w:w="60"/>
+              <w:right w:type="dxa" w:w="90"/>
+            </w:tcMar>
+          </w:tcPr>
+          <w:p>
+            <w:r>
+              <w:rPr>
+                <w:b w:val="false"/>
+                <w:bCs w:val="false"/>
+                <w:color w:val="222222"/>
+                <w:sz w:val="17"/>
+                <w:szCs w:val="17"/>
+              </w:rPr>
+              <w:t xml:space="preserve">TC-EM-RAG-103</w:t>
+            </w:r>
+          </w:p>
+        </w:tc>
+        <w:tc>
+          <w:tcPr>
+            <w:tcW w:type="dxa" w:w="2680"/>
+            <w:tcBorders>
+              <w:top w:val="single" w:color="BFC7D5" w:sz="4"/>
+              <w:left w:val="single" w:color="BFC7D5" w:sz="4"/>
+              <w:bottom w:val="single" w:color="BFC7D5" w:sz="4"/>
+              <w:right w:val="single" w:color="BFC7D5" w:sz="4"/>
+            </w:tcBorders>
+            <w:tcMar>
+              <w:top w:type="dxa" w:w="60"/>
+              <w:left w:type="dxa" w:w="90"/>
+              <w:bottom w:type="dxa" w:w="60"/>
+              <w:right w:type="dxa" w:w="90"/>
+            </w:tcMar>
+          </w:tcPr>
+          <w:p>
+            <w:r>
+              <w:rPr>
+                <w:b w:val="false"/>
+                <w:bCs w:val="false"/>
+                <w:color w:val="222222"/>
+                <w:sz w:val="17"/>
+                <w:szCs w:val="17"/>
+              </w:rPr>
+              <w:t xml:space="preserve">Fail</w:t>
+            </w:r>
+          </w:p>
+        </w:tc>
+        <w:tc>
+          <w:tcPr>
+            <w:tcW w:type="dxa" w:w="2680"/>
+            <w:tcBorders>
+              <w:top w:val="single" w:color="BFC7D5" w:sz="4"/>
+              <w:left w:val="single" w:color="BFC7D5" w:sz="4"/>
+              <w:bottom w:val="single" w:color="BFC7D5" w:sz="4"/>
+              <w:right w:val="single" w:color="BFC7D5" w:sz="4"/>
+            </w:tcBorders>
+            <w:shd w:fill="E3F4E8" w:color="auto" w:val="clear"/>
+            <w:tcMar>
+              <w:top w:type="dxa" w:w="60"/>
+              <w:left w:type="dxa" w:w="90"/>
+              <w:bottom w:type="dxa" w:w="60"/>
+              <w:right w:type="dxa" w:w="90"/>
+            </w:tcMar>
+          </w:tcPr>
+          <w:p>
+            <w:r>
+              <w:rPr>
+                <w:b/>
+                <w:bCs/>
+                <w:sz w:val="17"/>
+                <w:szCs w:val="17"/>
+              </w:rPr>
+              <w:t xml:space="preserve">Pass</w:t>
+            </w:r>
+          </w:p>
+        </w:tc>
+      </w:tr>
+      <w:tr>
+        <w:tc>
+          <w:tcPr>
+            <w:tcW w:type="dxa" w:w="4000"/>
+            <w:tcBorders>
+              <w:top w:val="single" w:color="BFC7D5" w:sz="4"/>
+              <w:left w:val="single" w:color="BFC7D5" w:sz="4"/>
+              <w:bottom w:val="single" w:color="BFC7D5" w:sz="4"/>
+              <w:right w:val="single" w:color="BFC7D5" w:sz="4"/>
+            </w:tcBorders>
+            <w:tcMar>
+              <w:top w:type="dxa" w:w="60"/>
+              <w:left w:type="dxa" w:w="90"/>
+              <w:bottom w:type="dxa" w:w="60"/>
+              <w:right w:type="dxa" w:w="90"/>
+            </w:tcMar>
+          </w:tcPr>
+          <w:p>
+            <w:r>
+              <w:rPr>
+                <w:b w:val="false"/>
+                <w:bCs w:val="false"/>
+                <w:color w:val="222222"/>
+                <w:sz w:val="17"/>
+                <w:szCs w:val="17"/>
+              </w:rPr>
+              <w:t xml:space="preserve">TC-EM-ISO-104</w:t>
+            </w:r>
+          </w:p>
+        </w:tc>
+        <w:tc>
+          <w:tcPr>
+            <w:tcW w:type="dxa" w:w="2680"/>
+            <w:tcBorders>
+              <w:top w:val="single" w:color="BFC7D5" w:sz="4"/>
+              <w:left w:val="single" w:color="BFC7D5" w:sz="4"/>
+              <w:bottom w:val="single" w:color="BFC7D5" w:sz="4"/>
+              <w:right w:val="single" w:color="BFC7D5" w:sz="4"/>
+            </w:tcBorders>
+            <w:tcMar>
+              <w:top w:type="dxa" w:w="60"/>
+              <w:left w:type="dxa" w:w="90"/>
+              <w:bottom w:type="dxa" w:w="60"/>
+              <w:right w:type="dxa" w:w="90"/>
+            </w:tcMar>
+          </w:tcPr>
+          <w:p>
+            <w:r>
+              <w:rPr>
+                <w:b w:val="false"/>
+                <w:bCs w:val="false"/>
+                <w:color w:val="222222"/>
+                <w:sz w:val="17"/>
+                <w:szCs w:val="17"/>
+              </w:rPr>
+              <w:t xml:space="preserve">Pass</w:t>
+            </w:r>
+          </w:p>
+        </w:tc>
+        <w:tc>
+          <w:tcPr>
+            <w:tcW w:type="dxa" w:w="2680"/>
+            <w:tcBorders>
+              <w:top w:val="single" w:color="BFC7D5" w:sz="4"/>
+              <w:left w:val="single" w:color="BFC7D5" w:sz="4"/>
+              <w:bottom w:val="single" w:color="BFC7D5" w:sz="4"/>
+              <w:right w:val="single" w:color="BFC7D5" w:sz="4"/>
+            </w:tcBorders>
+            <w:shd w:fill="E3F4E8" w:color="auto" w:val="clear"/>
+            <w:tcMar>
+              <w:top w:type="dxa" w:w="60"/>
+              <w:left w:type="dxa" w:w="90"/>
+              <w:bottom w:type="dxa" w:w="60"/>
+              <w:right w:type="dxa" w:w="90"/>
+            </w:tcMar>
+          </w:tcPr>
+          <w:p>
+            <w:r>
+              <w:rPr>
+                <w:b/>
+                <w:bCs/>
+                <w:sz w:val="17"/>
+                <w:szCs w:val="17"/>
+              </w:rPr>
+              <w:t xml:space="preserve">Pass</w:t>
+            </w:r>
+          </w:p>
+        </w:tc>
+      </w:tr>
+      <w:tr>
+        <w:tc>
+          <w:tcPr>
+            <w:tcW w:type="dxa" w:w="4000"/>
+            <w:tcBorders>
+              <w:top w:val="single" w:color="BFC7D5" w:sz="4"/>
+              <w:left w:val="single" w:color="BFC7D5" w:sz="4"/>
+              <w:bottom w:val="single" w:color="BFC7D5" w:sz="4"/>
+              <w:right w:val="single" w:color="BFC7D5" w:sz="4"/>
+            </w:tcBorders>
+            <w:tcMar>
+              <w:top w:type="dxa" w:w="60"/>
+              <w:left w:type="dxa" w:w="90"/>
+              <w:bottom w:type="dxa" w:w="60"/>
+              <w:right w:type="dxa" w:w="90"/>
+            </w:tcMar>
+          </w:tcPr>
+          <w:p>
+            <w:r>
+              <w:rPr>
+                <w:b w:val="false"/>
+                <w:bCs w:val="false"/>
+                <w:color w:val="222222"/>
+                <w:sz w:val="17"/>
+                <w:szCs w:val="17"/>
+              </w:rPr>
+              <w:t xml:space="preserve">TC-EM-OPS-105</w:t>
+            </w:r>
+          </w:p>
+        </w:tc>
+        <w:tc>
+          <w:tcPr>
+            <w:tcW w:type="dxa" w:w="2680"/>
+            <w:tcBorders>
+              <w:top w:val="single" w:color="BFC7D5" w:sz="4"/>
+              <w:left w:val="single" w:color="BFC7D5" w:sz="4"/>
+              <w:bottom w:val="single" w:color="BFC7D5" w:sz="4"/>
+              <w:right w:val="single" w:color="BFC7D5" w:sz="4"/>
+            </w:tcBorders>
+            <w:tcMar>
+              <w:top w:type="dxa" w:w="60"/>
+              <w:left w:type="dxa" w:w="90"/>
+              <w:bottom w:type="dxa" w:w="60"/>
+              <w:right w:type="dxa" w:w="90"/>
+            </w:tcMar>
+          </w:tcPr>
+          <w:p>
+            <w:r>
+              <w:rPr>
+                <w:b w:val="false"/>
+                <w:bCs w:val="false"/>
+                <w:color w:val="222222"/>
+                <w:sz w:val="17"/>
+                <w:szCs w:val="17"/>
+              </w:rPr>
+              <w:t xml:space="preserve">Pass</w:t>
+            </w:r>
+          </w:p>
+        </w:tc>
+        <w:tc>
+          <w:tcPr>
+            <w:tcW w:type="dxa" w:w="2680"/>
+            <w:tcBorders>
+              <w:top w:val="single" w:color="BFC7D5" w:sz="4"/>
+              <w:left w:val="single" w:color="BFC7D5" w:sz="4"/>
+              <w:bottom w:val="single" w:color="BFC7D5" w:sz="4"/>
+              <w:right w:val="single" w:color="BFC7D5" w:sz="4"/>
+            </w:tcBorders>
+            <w:shd w:fill="E3F4E8" w:color="auto" w:val="clear"/>
+            <w:tcMar>
+              <w:top w:type="dxa" w:w="60"/>
+              <w:left w:type="dxa" w:w="90"/>
+              <w:bottom w:type="dxa" w:w="60"/>
+              <w:right w:type="dxa" w:w="90"/>
+            </w:tcMar>
+          </w:tcPr>
+          <w:p>
+            <w:r>
+              <w:rPr>
+                <w:b/>
+                <w:bCs/>
+                <w:sz w:val="17"/>
+                <w:szCs w:val="17"/>
+              </w:rPr>
+              <w:t xml:space="preserve">Pass</w:t>
+            </w:r>
+          </w:p>
+        </w:tc>
+      </w:tr>
+      <w:tr>
+        <w:tc>
+          <w:tcPr>
+            <w:tcW w:type="dxa" w:w="4000"/>
+            <w:tcBorders>
+              <w:top w:val="single" w:color="BFC7D5" w:sz="4"/>
+              <w:left w:val="single" w:color="BFC7D5" w:sz="4"/>
+              <w:bottom w:val="single" w:color="BFC7D5" w:sz="4"/>
+              <w:right w:val="single" w:color="BFC7D5" w:sz="4"/>
+            </w:tcBorders>
+            <w:tcMar>
+              <w:top w:type="dxa" w:w="60"/>
+              <w:left w:type="dxa" w:w="90"/>
+              <w:bottom w:type="dxa" w:w="60"/>
+              <w:right w:type="dxa" w:w="90"/>
+            </w:tcMar>
+          </w:tcPr>
+          <w:p>
+            <w:r>
+              <w:rPr>
+                <w:b w:val="false"/>
+                <w:bCs w:val="false"/>
+                <w:color w:val="222222"/>
+                <w:sz w:val="17"/>
+                <w:szCs w:val="17"/>
+              </w:rPr>
+              <w:t xml:space="preserve">TC-EM-REL-106</w:t>
+            </w:r>
+          </w:p>
+        </w:tc>
+        <w:tc>
+          <w:tcPr>
+            <w:tcW w:type="dxa" w:w="2680"/>
+            <w:tcBorders>
+              <w:top w:val="single" w:color="BFC7D5" w:sz="4"/>
+              <w:left w:val="single" w:color="BFC7D5" w:sz="4"/>
+              <w:bottom w:val="single" w:color="BFC7D5" w:sz="4"/>
+              <w:right w:val="single" w:color="BFC7D5" w:sz="4"/>
+            </w:tcBorders>
+            <w:tcMar>
+              <w:top w:type="dxa" w:w="60"/>
+              <w:left w:type="dxa" w:w="90"/>
+              <w:bottom w:type="dxa" w:w="60"/>
+              <w:right w:type="dxa" w:w="90"/>
+            </w:tcMar>
+          </w:tcPr>
+          <w:p>
+            <w:r>
+              <w:rPr>
+                <w:b w:val="false"/>
+                <w:bCs w:val="false"/>
+                <w:color w:val="222222"/>
+                <w:sz w:val="17"/>
+                <w:szCs w:val="17"/>
+              </w:rPr>
+              <w:t xml:space="preserve">Pass</w:t>
+            </w:r>
+          </w:p>
+        </w:tc>
+        <w:tc>
+          <w:tcPr>
+            <w:tcW w:type="dxa" w:w="2680"/>
+            <w:tcBorders>
+              <w:top w:val="single" w:color="BFC7D5" w:sz="4"/>
+              <w:left w:val="single" w:color="BFC7D5" w:sz="4"/>
+              <w:bottom w:val="single" w:color="BFC7D5" w:sz="4"/>
+              <w:right w:val="single" w:color="BFC7D5" w:sz="4"/>
+            </w:tcBorders>
+            <w:shd w:fill="E3F4E8" w:color="auto" w:val="clear"/>
+            <w:tcMar>
+              <w:top w:type="dxa" w:w="60"/>
+              <w:left w:type="dxa" w:w="90"/>
+              <w:bottom w:type="dxa" w:w="60"/>
+              <w:right w:type="dxa" w:w="90"/>
+            </w:tcMar>
+          </w:tcPr>
+          <w:p>
+            <w:r>
+              <w:rPr>
+                <w:b/>
+                <w:bCs/>
+                <w:sz w:val="17"/>
+                <w:szCs w:val="17"/>
+              </w:rPr>
+              <w:t xml:space="preserve">Pass</w:t>
+            </w:r>
+          </w:p>
+        </w:tc>
+      </w:tr>
+      <w:tr>
+        <w:tc>
+          <w:tcPr>
+            <w:tcW w:type="dxa" w:w="4000"/>
+            <w:tcBorders>
+              <w:top w:val="single" w:color="BFC7D5" w:sz="4"/>
+              <w:left w:val="single" w:color="BFC7D5" w:sz="4"/>
+              <w:bottom w:val="single" w:color="BFC7D5" w:sz="4"/>
+              <w:right w:val="single" w:color="BFC7D5" w:sz="4"/>
+            </w:tcBorders>
+            <w:tcMar>
+              <w:top w:type="dxa" w:w="60"/>
+              <w:left w:type="dxa" w:w="90"/>
+              <w:bottom w:type="dxa" w:w="60"/>
+              <w:right w:type="dxa" w:w="90"/>
+            </w:tcMar>
+          </w:tcPr>
+          <w:p>
+            <w:r>
+              <w:rPr>
+                <w:b w:val="false"/>
+                <w:bCs w:val="false"/>
+                <w:color w:val="222222"/>
+                <w:sz w:val="17"/>
+                <w:szCs w:val="17"/>
+              </w:rPr>
+              <w:t xml:space="preserve">TC-EM-EXP-108</w:t>
+            </w:r>
+          </w:p>
+        </w:tc>
+        <w:tc>
+          <w:tcPr>
+            <w:tcW w:type="dxa" w:w="2680"/>
+            <w:tcBorders>
+              <w:top w:val="single" w:color="BFC7D5" w:sz="4"/>
+              <w:left w:val="single" w:color="BFC7D5" w:sz="4"/>
+              <w:bottom w:val="single" w:color="BFC7D5" w:sz="4"/>
+              <w:right w:val="single" w:color="BFC7D5" w:sz="4"/>
+            </w:tcBorders>
+            <w:tcMar>
+              <w:top w:type="dxa" w:w="60"/>
+              <w:left w:type="dxa" w:w="90"/>
+              <w:bottom w:type="dxa" w:w="60"/>
+              <w:right w:type="dxa" w:w="90"/>
+            </w:tcMar>
+          </w:tcPr>
+          <w:p>
+            <w:r>
+              <w:rPr>
+                <w:b w:val="false"/>
+                <w:bCs w:val="false"/>
+                <w:color w:val="222222"/>
+                <w:sz w:val="17"/>
+                <w:szCs w:val="17"/>
+              </w:rPr>
+              <w:t xml:space="preserve">Fail</w:t>
+            </w:r>
+          </w:p>
+        </w:tc>
+        <w:tc>
+          <w:tcPr>
+            <w:tcW w:type="dxa" w:w="2680"/>
+            <w:tcBorders>
+              <w:top w:val="single" w:color="BFC7D5" w:sz="4"/>
+              <w:left w:val="single" w:color="BFC7D5" w:sz="4"/>
+              <w:bottom w:val="single" w:color="BFC7D5" w:sz="4"/>
+              <w:right w:val="single" w:color="BFC7D5" w:sz="4"/>
+            </w:tcBorders>
+            <w:shd w:fill="E3F4E8" w:color="auto" w:val="clear"/>
+            <w:tcMar>
+              <w:top w:type="dxa" w:w="60"/>
+              <w:left w:type="dxa" w:w="90"/>
+              <w:bottom w:type="dxa" w:w="60"/>
+              <w:right w:type="dxa" w:w="90"/>
+            </w:tcMar>
+          </w:tcPr>
+          <w:p>
+            <w:r>
+              <w:rPr>
+                <w:b/>
+                <w:bCs/>
+                <w:sz w:val="17"/>
+                <w:szCs w:val="17"/>
+              </w:rPr>
+              <w:t xml:space="preserve">Pass</w:t>
+            </w:r>
+          </w:p>
+        </w:tc>
+      </w:tr>
+      <w:tr>
+        <w:tc>
+          <w:tcPr>
+            <w:tcW w:type="dxa" w:w="4000"/>
+            <w:tcBorders>
+              <w:top w:val="single" w:color="BFC7D5" w:sz="4"/>
+              <w:left w:val="single" w:color="BFC7D5" w:sz="4"/>
+              <w:bottom w:val="single" w:color="BFC7D5" w:sz="4"/>
+              <w:right w:val="single" w:color="BFC7D5" w:sz="4"/>
+            </w:tcBorders>
+            <w:tcMar>
+              <w:top w:type="dxa" w:w="60"/>
+              <w:left w:type="dxa" w:w="90"/>
+              <w:bottom w:type="dxa" w:w="60"/>
+              <w:right w:type="dxa" w:w="90"/>
+            </w:tcMar>
+          </w:tcPr>
+          <w:p>
+            <w:r>
+              <w:rPr>
+                <w:b w:val="false"/>
+                <w:bCs w:val="false"/>
+                <w:color w:val="222222"/>
+                <w:sz w:val="17"/>
+                <w:szCs w:val="17"/>
+              </w:rPr>
+              <w:t xml:space="preserve">TC-EM-UNIT-109</w:t>
+            </w:r>
+          </w:p>
+        </w:tc>
+        <w:tc>
+          <w:tcPr>
+            <w:tcW w:type="dxa" w:w="2680"/>
+            <w:tcBorders>
+              <w:top w:val="single" w:color="BFC7D5" w:sz="4"/>
+              <w:left w:val="single" w:color="BFC7D5" w:sz="4"/>
+              <w:bottom w:val="single" w:color="BFC7D5" w:sz="4"/>
+              <w:right w:val="single" w:color="BFC7D5" w:sz="4"/>
+            </w:tcBorders>
+            <w:tcMar>
+              <w:top w:type="dxa" w:w="60"/>
+              <w:left w:type="dxa" w:w="90"/>
+              <w:bottom w:type="dxa" w:w="60"/>
+              <w:right w:type="dxa" w:w="90"/>
+            </w:tcMar>
+          </w:tcPr>
+          <w:p>
+            <w:r>
+              <w:rPr>
+                <w:b w:val="false"/>
+                <w:bCs w:val="false"/>
+                <w:color w:val="222222"/>
+                <w:sz w:val="17"/>
+                <w:szCs w:val="17"/>
+              </w:rPr>
+              <w:t xml:space="preserve">Pass</w:t>
+            </w:r>
+          </w:p>
+        </w:tc>
+        <w:tc>
+          <w:tcPr>
+            <w:tcW w:type="dxa" w:w="2680"/>
+            <w:tcBorders>
+              <w:top w:val="single" w:color="BFC7D5" w:sz="4"/>
+              <w:left w:val="single" w:color="BFC7D5" w:sz="4"/>
+              <w:bottom w:val="single" w:color="BFC7D5" w:sz="4"/>
+              <w:right w:val="single" w:color="BFC7D5" w:sz="4"/>
+            </w:tcBorders>
+            <w:shd w:fill="E3F4E8" w:color="auto" w:val="clear"/>
+            <w:tcMar>
+              <w:top w:type="dxa" w:w="60"/>
+              <w:left w:type="dxa" w:w="90"/>
+              <w:bottom w:type="dxa" w:w="60"/>
+              <w:right w:type="dxa" w:w="90"/>
+            </w:tcMar>
+          </w:tcPr>
+          <w:p>
+            <w:r>
+              <w:rPr>
+                <w:b/>
+                <w:bCs/>
+                <w:sz w:val="17"/>
+                <w:szCs w:val="17"/>
+              </w:rPr>
+              <w:t xml:space="preserve">Pass</w:t>
+            </w:r>
+          </w:p>
+        </w:tc>
+      </w:tr>
+      <w:tr>
+        <w:tc>
+          <w:tcPr>
+            <w:tcW w:type="dxa" w:w="4000"/>
+            <w:tcBorders>
+              <w:top w:val="single" w:color="BFC7D5" w:sz="4"/>
+              <w:left w:val="single" w:color="BFC7D5" w:sz="4"/>
+              <w:bottom w:val="single" w:color="BFC7D5" w:sz="4"/>
+              <w:right w:val="single" w:color="BFC7D5" w:sz="4"/>
+            </w:tcBorders>
+            <w:tcMar>
+              <w:top w:type="dxa" w:w="60"/>
+              <w:left w:type="dxa" w:w="90"/>
+              <w:bottom w:type="dxa" w:w="60"/>
+              <w:right w:type="dxa" w:w="90"/>
+            </w:tcMar>
+          </w:tcPr>
+          <w:p>
+            <w:r>
+              <w:rPr>
+                <w:b w:val="false"/>
+                <w:bCs w:val="false"/>
+                <w:color w:val="222222"/>
+                <w:sz w:val="17"/>
+                <w:szCs w:val="17"/>
+              </w:rPr>
+              <w:t xml:space="preserve">TC-EM-DGEN-110</w:t>
+            </w:r>
+          </w:p>
+        </w:tc>
+        <w:tc>
+          <w:tcPr>
+            <w:tcW w:type="dxa" w:w="2680"/>
+            <w:tcBorders>
+              <w:top w:val="single" w:color="BFC7D5" w:sz="4"/>
+              <w:left w:val="single" w:color="BFC7D5" w:sz="4"/>
+              <w:bottom w:val="single" w:color="BFC7D5" w:sz="4"/>
+              <w:right w:val="single" w:color="BFC7D5" w:sz="4"/>
+            </w:tcBorders>
+            <w:tcMar>
+              <w:top w:type="dxa" w:w="60"/>
+              <w:left w:type="dxa" w:w="90"/>
+              <w:bottom w:type="dxa" w:w="60"/>
+              <w:right w:type="dxa" w:w="90"/>
+            </w:tcMar>
+          </w:tcPr>
+          <w:p>
+            <w:r>
+              <w:rPr>
+                <w:b w:val="false"/>
+                <w:bCs w:val="false"/>
+                <w:color w:val="222222"/>
+                <w:sz w:val="17"/>
+                <w:szCs w:val="17"/>
+              </w:rPr>
+              <w:t xml:space="preserve">Pass</w:t>
+            </w:r>
+          </w:p>
+        </w:tc>
+        <w:tc>
+          <w:tcPr>
+            <w:tcW w:type="dxa" w:w="2680"/>
+            <w:tcBorders>
+              <w:top w:val="single" w:color="BFC7D5" w:sz="4"/>
+              <w:left w:val="single" w:color="BFC7D5" w:sz="4"/>
+              <w:bottom w:val="single" w:color="BFC7D5" w:sz="4"/>
+              <w:right w:val="single" w:color="BFC7D5" w:sz="4"/>
+            </w:tcBorders>
+            <w:shd w:fill="E3F4E8" w:color="auto" w:val="clear"/>
+            <w:tcMar>
+              <w:top w:type="dxa" w:w="60"/>
+              <w:left w:type="dxa" w:w="90"/>
+              <w:bottom w:type="dxa" w:w="60"/>
+              <w:right w:type="dxa" w:w="90"/>
+            </w:tcMar>
+          </w:tcPr>
+          <w:p>
+            <w:r>
+              <w:rPr>
+                <w:b/>
+                <w:bCs/>
+                <w:sz w:val="17"/>
+                <w:szCs w:val="17"/>
+              </w:rPr>
+              <w:t xml:space="preserve">Pass</w:t>
+            </w:r>
+          </w:p>
+        </w:tc>
+      </w:tr>
+      <w:tr>
+        <w:tc>
+          <w:tcPr>
+            <w:tcW w:type="dxa" w:w="4000"/>
+            <w:tcBorders>
+              <w:top w:val="single" w:color="BFC7D5" w:sz="4"/>
+              <w:left w:val="single" w:color="BFC7D5" w:sz="4"/>
+              <w:bottom w:val="single" w:color="BFC7D5" w:sz="4"/>
+              <w:right w:val="single" w:color="BFC7D5" w:sz="4"/>
+            </w:tcBorders>
+            <w:tcMar>
+              <w:top w:type="dxa" w:w="60"/>
+              <w:left w:type="dxa" w:w="90"/>
+              <w:bottom w:type="dxa" w:w="60"/>
+              <w:right w:type="dxa" w:w="90"/>
+            </w:tcMar>
+          </w:tcPr>
+          <w:p>
+            <w:r>
+              <w:rPr>
+                <w:b w:val="false"/>
+                <w:bCs w:val="false"/>
+                <w:color w:val="222222"/>
+                <w:sz w:val="17"/>
+                <w:szCs w:val="17"/>
+              </w:rPr>
+              <w:t xml:space="preserve">TC-EM-BRD-111</w:t>
+            </w:r>
+          </w:p>
+        </w:tc>
+        <w:tc>
+          <w:tcPr>
+            <w:tcW w:type="dxa" w:w="2680"/>
+            <w:tcBorders>
+              <w:top w:val="single" w:color="BFC7D5" w:sz="4"/>
+              <w:left w:val="single" w:color="BFC7D5" w:sz="4"/>
+              <w:bottom w:val="single" w:color="BFC7D5" w:sz="4"/>
+              <w:right w:val="single" w:color="BFC7D5" w:sz="4"/>
+            </w:tcBorders>
+            <w:tcMar>
+              <w:top w:type="dxa" w:w="60"/>
+              <w:left w:type="dxa" w:w="90"/>
+              <w:bottom w:type="dxa" w:w="60"/>
+              <w:right w:type="dxa" w:w="90"/>
+            </w:tcMar>
+          </w:tcPr>
+          <w:p>
+            <w:r>
+              <w:rPr>
+                <w:b w:val="false"/>
+                <w:bCs w:val="false"/>
+                <w:color w:val="222222"/>
+                <w:sz w:val="17"/>
+                <w:szCs w:val="17"/>
+              </w:rPr>
+              <w:t xml:space="preserve">Pass</w:t>
+            </w:r>
+          </w:p>
+        </w:tc>
+        <w:tc>
+          <w:tcPr>
+            <w:tcW w:type="dxa" w:w="2680"/>
+            <w:tcBorders>
+              <w:top w:val="single" w:color="BFC7D5" w:sz="4"/>
+              <w:left w:val="single" w:color="BFC7D5" w:sz="4"/>
+              <w:bottom w:val="single" w:color="BFC7D5" w:sz="4"/>
+              <w:right w:val="single" w:color="BFC7D5" w:sz="4"/>
+            </w:tcBorders>
+            <w:shd w:fill="E3F4E8" w:color="auto" w:val="clear"/>
+            <w:tcMar>
+              <w:top w:type="dxa" w:w="60"/>
+              <w:left w:type="dxa" w:w="90"/>
+              <w:bottom w:type="dxa" w:w="60"/>
+              <w:right w:type="dxa" w:w="90"/>
+            </w:tcMar>
+          </w:tcPr>
+          <w:p>
+            <w:r>
+              <w:rPr>
+                <w:b/>
+                <w:bCs/>
+                <w:sz w:val="17"/>
+                <w:szCs w:val="17"/>
+              </w:rPr>
+              <w:t xml:space="preserve">Pass</w:t>
+            </w:r>
+          </w:p>
+        </w:tc>
+      </w:tr>
+      <w:tr>
+        <w:tc>
+          <w:tcPr>
+            <w:tcW w:type="dxa" w:w="4000"/>
+            <w:tcBorders>
+              <w:top w:val="single" w:color="BFC7D5" w:sz="4"/>
+              <w:left w:val="single" w:color="BFC7D5" w:sz="4"/>
+              <w:bottom w:val="single" w:color="BFC7D5" w:sz="4"/>
+              <w:right w:val="single" w:color="BFC7D5" w:sz="4"/>
+            </w:tcBorders>
+            <w:tcMar>
+              <w:top w:type="dxa" w:w="60"/>
+              <w:left w:type="dxa" w:w="90"/>
+              <w:bottom w:type="dxa" w:w="60"/>
+              <w:right w:type="dxa" w:w="90"/>
+            </w:tcMar>
+          </w:tcPr>
+          <w:p>
+            <w:r>
+              <w:rPr>
+                <w:b w:val="false"/>
+                <w:bCs w:val="false"/>
+                <w:color w:val="222222"/>
+                <w:sz w:val="17"/>
+                <w:szCs w:val="17"/>
+              </w:rPr>
+              <w:t xml:space="preserve">TC-EM-TRN-112</w:t>
+            </w:r>
+          </w:p>
+        </w:tc>
+        <w:tc>
+          <w:tcPr>
+            <w:tcW w:type="dxa" w:w="2680"/>
+            <w:tcBorders>
+              <w:top w:val="single" w:color="BFC7D5" w:sz="4"/>
+              <w:left w:val="single" w:color="BFC7D5" w:sz="4"/>
+              <w:bottom w:val="single" w:color="BFC7D5" w:sz="4"/>
+              <w:right w:val="single" w:color="BFC7D5" w:sz="4"/>
+            </w:tcBorders>
+            <w:tcMar>
+              <w:top w:type="dxa" w:w="60"/>
+              <w:left w:type="dxa" w:w="90"/>
+              <w:bottom w:type="dxa" w:w="60"/>
+              <w:right w:type="dxa" w:w="90"/>
+            </w:tcMar>
+          </w:tcPr>
+          <w:p>
+            <w:r>
+              <w:rPr>
+                <w:b w:val="false"/>
+                <w:bCs w:val="false"/>
+                <w:color w:val="222222"/>
+                <w:sz w:val="17"/>
+                <w:szCs w:val="17"/>
+              </w:rPr>
+              <w:t xml:space="preserve">Not executed</w:t>
+            </w:r>
+          </w:p>
+        </w:tc>
+        <w:tc>
+          <w:tcPr>
+            <w:tcW w:type="dxa" w:w="2680"/>
+            <w:tcBorders>
+              <w:top w:val="single" w:color="BFC7D5" w:sz="4"/>
+              <w:left w:val="single" w:color="BFC7D5" w:sz="4"/>
+              <w:bottom w:val="single" w:color="BFC7D5" w:sz="4"/>
+              <w:right w:val="single" w:color="BFC7D5" w:sz="4"/>
+            </w:tcBorders>
+            <w:shd w:fill="FFF4D6" w:color="auto" w:val="clear"/>
+            <w:tcMar>
+              <w:top w:type="dxa" w:w="60"/>
+              <w:left w:type="dxa" w:w="90"/>
+              <w:bottom w:type="dxa" w:w="60"/>
+              <w:right w:type="dxa" w:w="90"/>
+            </w:tcMar>
+          </w:tcPr>
+          <w:p>
+            <w:r>
+              <w:rPr>
+                <w:b/>
+                <w:bCs/>
+                <w:sz w:val="17"/>
+                <w:szCs w:val="17"/>
+              </w:rPr>
+              <w:t xml:space="preserve">Not executed</w:t>
+            </w:r>
+          </w:p>
+        </w:tc>
+      </w:tr>
+      <w:tr>
+        <w:tc>
+          <w:tcPr>
+            <w:tcW w:type="dxa" w:w="4000"/>
+            <w:tcBorders>
+              <w:top w:val="single" w:color="BFC7D5" w:sz="4"/>
+              <w:left w:val="single" w:color="BFC7D5" w:sz="4"/>
+              <w:bottom w:val="single" w:color="BFC7D5" w:sz="4"/>
+              <w:right w:val="single" w:color="BFC7D5" w:sz="4"/>
+            </w:tcBorders>
+            <w:tcMar>
+              <w:top w:type="dxa" w:w="60"/>
+              <w:left w:type="dxa" w:w="90"/>
+              <w:bottom w:type="dxa" w:w="60"/>
+              <w:right w:type="dxa" w:w="90"/>
+            </w:tcMar>
+          </w:tcPr>
+          <w:p>
+            <w:r>
+              <w:rPr>
+                <w:b w:val="false"/>
+                <w:bCs w:val="false"/>
+                <w:color w:val="222222"/>
+                <w:sz w:val="17"/>
+                <w:szCs w:val="17"/>
+              </w:rPr>
+              <w:t xml:space="preserve">TC-EM-BKP-113</w:t>
+            </w:r>
+          </w:p>
+        </w:tc>
+        <w:tc>
+          <w:tcPr>
+            <w:tcW w:type="dxa" w:w="2680"/>
+            <w:tcBorders>
+              <w:top w:val="single" w:color="BFC7D5" w:sz="4"/>
+              <w:left w:val="single" w:color="BFC7D5" w:sz="4"/>
+              <w:bottom w:val="single" w:color="BFC7D5" w:sz="4"/>
+              <w:right w:val="single" w:color="BFC7D5" w:sz="4"/>
+            </w:tcBorders>
+            <w:tcMar>
+              <w:top w:type="dxa" w:w="60"/>
+              <w:left w:type="dxa" w:w="90"/>
+              <w:bottom w:type="dxa" w:w="60"/>
+              <w:right w:type="dxa" w:w="90"/>
+            </w:tcMar>
+          </w:tcPr>
+          <w:p>
+            <w:r>
+              <w:rPr>
+                <w:b w:val="false"/>
+                <w:bCs w:val="false"/>
+                <w:color w:val="222222"/>
+                <w:sz w:val="17"/>
+                <w:szCs w:val="17"/>
+              </w:rPr>
+              <w:t xml:space="preserve">Pass</w:t>
+            </w:r>
+          </w:p>
+        </w:tc>
+        <w:tc>
+          <w:tcPr>
+            <w:tcW w:type="dxa" w:w="2680"/>
+            <w:tcBorders>
+              <w:top w:val="single" w:color="BFC7D5" w:sz="4"/>
+              <w:left w:val="single" w:color="BFC7D5" w:sz="4"/>
+              <w:bottom w:val="single" w:color="BFC7D5" w:sz="4"/>
+              <w:right w:val="single" w:color="BFC7D5" w:sz="4"/>
+            </w:tcBorders>
+            <w:shd w:fill="E3F4E8" w:color="auto" w:val="clear"/>
+            <w:tcMar>
+              <w:top w:type="dxa" w:w="60"/>
+              <w:left w:type="dxa" w:w="90"/>
+              <w:bottom w:type="dxa" w:w="60"/>
+              <w:right w:type="dxa" w:w="90"/>
+            </w:tcMar>
+          </w:tcPr>
+          <w:p>
+            <w:r>
+              <w:rPr>
+                <w:b/>
+                <w:bCs/>
+                <w:sz w:val="17"/>
+                <w:szCs w:val="17"/>
+              </w:rPr>
+              <w:t xml:space="preserve">Pass</w:t>
+            </w:r>
+          </w:p>
+        </w:tc>
+      </w:tr>
+      <w:tr>
+        <w:tc>
+          <w:tcPr>
+            <w:tcW w:type="dxa" w:w="4000"/>
+            <w:tcBorders>
+              <w:top w:val="single" w:color="BFC7D5" w:sz="4"/>
+              <w:left w:val="single" w:color="BFC7D5" w:sz="4"/>
+              <w:bottom w:val="single" w:color="BFC7D5" w:sz="4"/>
+              <w:right w:val="single" w:color="BFC7D5" w:sz="4"/>
+            </w:tcBorders>
+            <w:tcMar>
+              <w:top w:type="dxa" w:w="60"/>
+              <w:left w:type="dxa" w:w="90"/>
+              <w:bottom w:type="dxa" w:w="60"/>
+              <w:right w:type="dxa" w:w="90"/>
+            </w:tcMar>
+          </w:tcPr>
+          <w:p>
+            <w:r>
+              <w:rPr>
+                <w:b w:val="false"/>
+                <w:bCs w:val="false"/>
+                <w:color w:val="222222"/>
+                <w:sz w:val="17"/>
+                <w:szCs w:val="17"/>
+              </w:rPr>
+              <w:t xml:space="preserve">TC-EM-EVAL-114</w:t>
+            </w:r>
+          </w:p>
+        </w:tc>
+        <w:tc>
+          <w:tcPr>
+            <w:tcW w:type="dxa" w:w="2680"/>
+            <w:tcBorders>
+              <w:top w:val="single" w:color="BFC7D5" w:sz="4"/>
+              <w:left w:val="single" w:color="BFC7D5" w:sz="4"/>
+              <w:bottom w:val="single" w:color="BFC7D5" w:sz="4"/>
+              <w:right w:val="single" w:color="BFC7D5" w:sz="4"/>
+            </w:tcBorders>
+            <w:tcMar>
+              <w:top w:type="dxa" w:w="60"/>
+              <w:left w:type="dxa" w:w="90"/>
+              <w:bottom w:type="dxa" w:w="60"/>
+              <w:right w:type="dxa" w:w="90"/>
+            </w:tcMar>
+          </w:tcPr>
+          <w:p>
+            <w:r>
+              <w:rPr>
+                <w:b w:val="false"/>
+                <w:bCs w:val="false"/>
+                <w:color w:val="222222"/>
+                <w:sz w:val="17"/>
+                <w:szCs w:val="17"/>
+              </w:rPr>
+              <w:t xml:space="preserve">Blocked</w:t>
+            </w:r>
+          </w:p>
+        </w:tc>
+        <w:tc>
+          <w:tcPr>
+            <w:tcW w:type="dxa" w:w="2680"/>
+            <w:tcBorders>
+              <w:top w:val="single" w:color="BFC7D5" w:sz="4"/>
+              <w:left w:val="single" w:color="BFC7D5" w:sz="4"/>
+              <w:bottom w:val="single" w:color="BFC7D5" w:sz="4"/>
+              <w:right w:val="single" w:color="BFC7D5" w:sz="4"/>
+            </w:tcBorders>
+            <w:shd w:fill="FFF4D6" w:color="auto" w:val="clear"/>
+            <w:tcMar>
+              <w:top w:type="dxa" w:w="60"/>
+              <w:left w:type="dxa" w:w="90"/>
+              <w:bottom w:type="dxa" w:w="60"/>
+              <w:right w:type="dxa" w:w="90"/>
+            </w:tcMar>
+          </w:tcPr>
+          <w:p>
+            <w:r>
+              <w:rPr>
+                <w:b/>
+                <w:bCs/>
+                <w:sz w:val="17"/>
+                <w:szCs w:val="17"/>
+              </w:rPr>
+              <w:t xml:space="preserve">Blocked</w:t>
             </w:r>
           </w:p>
         </w:tc>
@@ -1038,7 +2321,7 @@
         <w:t xml:space="preserve">Passed.</w:t>
       </w:r>
       <w:r>
-        <w:t xml:space="preserve"> Previously failing tests now pass; no regressions in the automated suites. API-level testing on the same day found four new defects outside these suites (QA-FAIL-2026-02…05), which is itself a lesson: the unit suites do not cover API behaviour (LL-2026-12).</w:t>
+        <w:t xml:space="preserve"> The suites now include 14 regression tests for NC-2026-012…015 (backend 50, voice 131). All executable acceptance cases pass on v1.4.1. Re-testing between runs caught two further problems (QA-FAIL-2026-06, -07), both corrected before run 4 — see EM26-15.</w:t>
       </w:r>
     </w:p>
     <w:p>

--- a/docs/qms/evidence-2026/15_Testing/Failures/REG-2026-01_Regression_Test_Record.docx
+++ b/docs/qms/evidence-2026/15_Testing/Failures/REG-2026-01_Regression_Test_Record.docx
@@ -2334,7 +2334,7 @@
           <wp:inline distT="0" distB="0" distL="0" distR="0">
             <wp:extent cx="5905500" cy="1819275"/>
             <wp:effectExtent t="0" r="0" b="0" l="0"/>
-            <wp:docPr id="15" name="" descr="" title=""/>
+            <wp:docPr id="17" name="" descr="" title=""/>
             <wp:cNvGraphicFramePr>
               <a:graphicFrameLocks xmlns:a="http://schemas.openxmlformats.org/drawingml/2006/main" noChangeAspect="1"/>
             </wp:cNvGraphicFramePr>

--- a/docs/qms/evidence-2026/15_Testing/Failures/REG-2026-01_Regression_Test_Record.docx
+++ b/docs/qms/evidence-2026/15_Testing/Failures/REG-2026-01_Regression_Test_Record.docx
@@ -2334,7 +2334,7 @@
           <wp:inline distT="0" distB="0" distL="0" distR="0">
             <wp:extent cx="5905500" cy="1819275"/>
             <wp:effectExtent t="0" r="0" b="0" l="0"/>
-            <wp:docPr id="17" name="" descr="" title=""/>
+            <wp:docPr id="19" name="" descr="" title=""/>
             <wp:cNvGraphicFramePr>
               <a:graphicFrameLocks xmlns:a="http://schemas.openxmlformats.org/drawingml/2006/main" noChangeAspect="1"/>
             </wp:cNvGraphicFramePr>

--- a/docs/qms/evidence-2026/15_Testing/Failures/REG-2026-01_Regression_Test_Record.docx
+++ b/docs/qms/evidence-2026/15_Testing/Failures/REG-2026-01_Regression_Test_Record.docx
@@ -535,14 +535,13 @@
           <w:p>
             <w:r>
               <w:rPr>
-                <w:rFonts w:ascii="Consolas" w:cs="Consolas" w:eastAsia="Consolas" w:hAnsi="Consolas"/>
-                <w:b w:val="false"/>
-                <w:bCs w:val="false"/>
-                <w:color w:val="222222"/>
-                <w:sz w:val="15"/>
-                <w:szCs w:val="15"/>
-              </w:rPr>
-              <w:t xml:space="preserve">________________</w:t>
+                <w:b w:val="false"/>
+                <w:bCs w:val="false"/>
+                <w:color w:val="222222"/>
+                <w:sz w:val="17"/>
+                <w:szCs w:val="17"/>
+              </w:rPr>
+              <w:t xml:space="preserve">Richard Watson Stephen Amudha (Lead Engineer)</w:t>
             </w:r>
           </w:p>
         </w:tc>
@@ -596,14 +595,133 @@
           <w:p>
             <w:r>
               <w:rPr>
-                <w:rFonts w:ascii="Consolas" w:cs="Consolas" w:eastAsia="Consolas" w:hAnsi="Consolas"/>
-                <w:b w:val="false"/>
-                <w:bCs w:val="false"/>
-                <w:color w:val="222222"/>
-                <w:sz w:val="15"/>
-                <w:szCs w:val="15"/>
-              </w:rPr>
-              <w:t xml:space="preserve">________________</w:t>
+                <w:b w:val="false"/>
+                <w:bCs w:val="false"/>
+                <w:color w:val="222222"/>
+                <w:sz w:val="17"/>
+                <w:szCs w:val="17"/>
+              </w:rPr>
+              <w:t xml:space="preserve">Alexander Peter (EchoMind Project Lead)</w:t>
+            </w:r>
+          </w:p>
+        </w:tc>
+      </w:tr>
+      <w:tr>
+        <w:tc>
+          <w:tcPr>
+            <w:tcW w:type="dxa" w:w="2600"/>
+            <w:tcBorders>
+              <w:top w:val="single" w:color="BFC7D5" w:sz="4"/>
+              <w:left w:val="single" w:color="BFC7D5" w:sz="4"/>
+              <w:bottom w:val="single" w:color="BFC7D5" w:sz="4"/>
+              <w:right w:val="single" w:color="BFC7D5" w:sz="4"/>
+            </w:tcBorders>
+            <w:tcMar>
+              <w:top w:type="dxa" w:w="60"/>
+              <w:left w:type="dxa" w:w="90"/>
+              <w:bottom w:type="dxa" w:w="60"/>
+              <w:right w:type="dxa" w:w="90"/>
+            </w:tcMar>
+          </w:tcPr>
+          <w:p>
+            <w:r>
+              <w:rPr>
+                <w:b w:val="false"/>
+                <w:bCs w:val="false"/>
+                <w:color w:val="222222"/>
+                <w:sz w:val="17"/>
+                <w:szCs w:val="17"/>
+              </w:rPr>
+              <w:t xml:space="preserve">Quality assurance</w:t>
+            </w:r>
+          </w:p>
+        </w:tc>
+        <w:tc>
+          <w:tcPr>
+            <w:tcW w:type="dxa" w:w="6760"/>
+            <w:tcBorders>
+              <w:top w:val="single" w:color="BFC7D5" w:sz="4"/>
+              <w:left w:val="single" w:color="BFC7D5" w:sz="4"/>
+              <w:bottom w:val="single" w:color="BFC7D5" w:sz="4"/>
+              <w:right w:val="single" w:color="BFC7D5" w:sz="4"/>
+            </w:tcBorders>
+            <w:tcMar>
+              <w:top w:type="dxa" w:w="60"/>
+              <w:left w:type="dxa" w:w="90"/>
+              <w:bottom w:type="dxa" w:w="60"/>
+              <w:right w:type="dxa" w:w="90"/>
+            </w:tcMar>
+          </w:tcPr>
+          <w:p>
+            <w:r>
+              <w:rPr>
+                <w:b w:val="false"/>
+                <w:bCs w:val="false"/>
+                <w:color w:val="222222"/>
+                <w:sz w:val="17"/>
+                <w:szCs w:val="17"/>
+              </w:rPr>
+              <w:t xml:space="preserve">Sheryl Nazareth (QA / MR)</w:t>
+            </w:r>
+          </w:p>
+        </w:tc>
+      </w:tr>
+      <w:tr>
+        <w:tc>
+          <w:tcPr>
+            <w:tcW w:type="dxa" w:w="2600"/>
+            <w:tcBorders>
+              <w:top w:val="single" w:color="BFC7D5" w:sz="4"/>
+              <w:left w:val="single" w:color="BFC7D5" w:sz="4"/>
+              <w:bottom w:val="single" w:color="BFC7D5" w:sz="4"/>
+              <w:right w:val="single" w:color="BFC7D5" w:sz="4"/>
+            </w:tcBorders>
+            <w:tcMar>
+              <w:top w:type="dxa" w:w="60"/>
+              <w:left w:type="dxa" w:w="90"/>
+              <w:bottom w:type="dxa" w:w="60"/>
+              <w:right w:type="dxa" w:w="90"/>
+            </w:tcMar>
+          </w:tcPr>
+          <w:p>
+            <w:r>
+              <w:rPr>
+                <w:b w:val="false"/>
+                <w:bCs w:val="false"/>
+                <w:color w:val="222222"/>
+                <w:sz w:val="17"/>
+                <w:szCs w:val="17"/>
+              </w:rPr>
+              <w:t xml:space="preserve">Approved by</w:t>
+            </w:r>
+          </w:p>
+        </w:tc>
+        <w:tc>
+          <w:tcPr>
+            <w:tcW w:type="dxa" w:w="6760"/>
+            <w:tcBorders>
+              <w:top w:val="single" w:color="BFC7D5" w:sz="4"/>
+              <w:left w:val="single" w:color="BFC7D5" w:sz="4"/>
+              <w:bottom w:val="single" w:color="BFC7D5" w:sz="4"/>
+              <w:right w:val="single" w:color="BFC7D5" w:sz="4"/>
+            </w:tcBorders>
+            <w:tcMar>
+              <w:top w:type="dxa" w:w="60"/>
+              <w:left w:type="dxa" w:w="90"/>
+              <w:bottom w:type="dxa" w:w="60"/>
+              <w:right w:type="dxa" w:w="90"/>
+            </w:tcMar>
+          </w:tcPr>
+          <w:p>
+            <w:r>
+              <w:rPr>
+                <w:b w:val="false"/>
+                <w:bCs w:val="false"/>
+                <w:color w:val="222222"/>
+                <w:sz w:val="17"/>
+                <w:szCs w:val="17"/>
+              </w:rPr>
+              <w:t xml:space="preserve">Anita Johan (Managing Director) — 2026-10-07</w:t>
             </w:r>
           </w:p>
         </w:tc>
